--- a/state-vignettes/illinois_highway_report.docx
+++ b/state-vignettes/illinois_highway_report.docx
@@ -20,47 +20,47 @@
     </w:p>
     <w:p>
       <w:r>
-        <w:t>According to the Annual Highway Report by Reason Foundation, this is a change from the state's previous rankings.</w:t>
+        <w:t>According to the Annual Highway Report by Reason Foundation, this ranking is the same as last year’s.</w:t>
       </w:r>
     </w:p>
     <w:p>
       <w:r>
-        <w:t>In safety and condition categories, Illinois’s highways rank 34th in urban Interstate pavement condition, 25th in rural Interstate pavement condition, 33rd in urban arterial pavement condition, 46th in rural arterial pavement condition, 41st in structurally deficient bridges, 23rd in urban fatality rate, and 25th in rural fatality rate.</w:t>
+        <w:t>In safety and condition categories, Illinois’s highways rank 36th in urban Interstate pavement condition, 27th in rural Interstate pavement condition, 33rd in urban arterial pavement condition, 45th in rural arterial pavement condition, 40th in structurally deficient bridges, 25th in urban fatality rate, and 20th in rural fatality rate.</w:t>
       </w:r>
     </w:p>
     <w:p>
       <w:r>
-        <w:t>Illinois ranks 44th out of the 50 states in traffic congestion, and its drivers spend 45.92 hours a year stuck in traffic congestion.</w:t>
+        <w:t>Illinois ranks 44th out of the 50 states in traffic congestion, and its drivers spend 47.7 hours a year stuck in traffic congestion.</w:t>
       </w:r>
     </w:p>
     <w:p>
       <w:r>
-        <w:t>In spending and cost-effectiveness, Illinois ranks 35th in capital and bridge disbursements, which are the costs of building new roads and bridges and widening existing ones. Illinois ranks 18th in maintenance spending, such as the costs of repaving roads and filling in potholes. Illinois’s administrative disbursements, including office spending that doesn’t make its way to roads, rank 27th nationwide.</w:t>
+        <w:t>In spending and cost-effectiveness, Illinois ranks 36th in capital and bridge disbursements, which are the costs of building new roads and bridges and widening existing ones. Illinois ranks 20th in maintenance spending, such as the costs of repaving roads and filling in potholes. Illinois’s administrative disbursements, including office spending that doesn’t make its way to roads, rank 19th nationwide.</w:t>
       </w:r>
     </w:p>
     <w:p>
       <w:r>
-        <w:t>Compared to last year, Illinois has the following notable changes in rankings: Rural Fatality Rate worsened by 9 points, from 16 to 25; Capital &amp; Bridge Disbursements improved by 10 points, from 45 to 35; Maintenance Disbursements improved by 6 points, from 24 to 18.</w:t>
+        <w:t>Compared to last year, Illinois has the following notable changes in rankings: Administrative Disbursements improved by 8 points, from 27 to 19; Rural Fatality Rate improved by 5 points, from 25 to 20; Other Fatality Rate improved by 8 points, from 30 to 22.</w:t>
       </w:r>
     </w:p>
     <w:p>
       <w:r>
-        <w:t>Compared to neighboring and nearby states, Illinois’s overall highway performance is worse than Missouri (9th), Kentucky (15th), Mississippi (24th), Indiana (18th), Wisconsin (31st), Arkansas (21st), and Iowa (35th).</w:t>
+        <w:t>Compared to neighboring and nearby states, Illinois’s overall highway performance is worse than Missouri (13th), Kentucky (11th), Mississippi (22nd), Indiana (24th), Wisconsin (33rd), Arkansas (17th), and Iowa (34th).</w:t>
       </w:r>
     </w:p>
     <w:p>
       <w:r>
-        <w:t>Comparing its overall performance to similarly populated states, Illinois ranks worse than Ohio (5th) and Pennsylvania (36th).</w:t>
+        <w:t>Comparing its overall performance to similarly populated states, Illinois ranks worse than Ohio (5th) and Pennsylvania (35th).</w:t>
       </w:r>
     </w:p>
     <w:p>
       <w:r>
-        <w:t>Illinois’s highway system ranks 37th out of 50 states overall this year, compared to 36th last year.</w:t>
+        <w:t>Illinois’s highway system ranks 37th out of 50 states overall this year, the same ranking as last year.</w:t>
       </w:r>
     </w:p>
     <w:p>
       <w:r>
-        <w:t>“In terms of improving in the road condition and performance categories, Illinois should focus on reducing Rural Other Principal Arterial Pavement Condition and Urbanized Area Congestion. Illinois’s rank of 46th in Rural Other Principal Arterial Pavement Condition makes it one of the worst in the nation for this safety metric,” said Baruch Feigenbaum, lead author of the 29th Annual Highway Report and senior managing director of transportation policy at Reason Foundation.</w:t>
+        <w:t>“In terms of improving in the road condition and performance categories, Illinois should focus on reducing Rural Other Principal Arterial Pavement Condition and Urbanized Area Congestion. Illinois’s rank of 45th in Rural Other Principal Arterial Pavement Condition makes it one of the worst in the nation for this safety metric,” said Baruch Feigenbaum, lead author of the 30th Annual Highway Report and senior managing director of transportation policy at Reason Foundation.</w:t>
       </w:r>
     </w:p>
     <w:p>
@@ -70,7 +70,7 @@
           <w:color w:val="FF5500"/>
           <w:sz w:val="28"/>
         </w:rPr>
-        <w:t>ILLINOIS’S RANKINGS IN THE 29TH ANNUAL HIGHWAY REPORT</w:t>
+        <w:t>ILLINOIS’S RANKINGS IN THE 30TH ANNUAL HIGHWAY REPORT</w:t>
       </w:r>
     </w:p>
     <w:tbl>
@@ -179,7 +179,7 @@
               <w:rPr>
                 <w:sz w:val="20"/>
               </w:rPr>
-              <w:t>35</w:t>
+              <w:t>36</w:t>
             </w:r>
           </w:p>
         </w:tc>
@@ -212,7 +212,7 @@
               <w:rPr>
                 <w:sz w:val="20"/>
               </w:rPr>
-              <w:t>18</w:t>
+              <w:t>20</w:t>
             </w:r>
           </w:p>
         </w:tc>
@@ -243,7 +243,7 @@
               <w:rPr>
                 <w:sz w:val="20"/>
               </w:rPr>
-              <w:t>27</w:t>
+              <w:t>19</w:t>
             </w:r>
           </w:p>
         </w:tc>
@@ -307,7 +307,7 @@
               <w:rPr>
                 <w:sz w:val="20"/>
               </w:rPr>
-              <w:t>25</w:t>
+              <w:t>27</w:t>
             </w:r>
           </w:p>
         </w:tc>
@@ -340,7 +340,7 @@
               <w:rPr>
                 <w:sz w:val="20"/>
               </w:rPr>
-              <w:t>46</w:t>
+              <w:t>45</w:t>
             </w:r>
           </w:p>
         </w:tc>
@@ -371,7 +371,7 @@
               <w:rPr>
                 <w:sz w:val="20"/>
               </w:rPr>
-              <w:t>34</w:t>
+              <w:t>36</w:t>
             </w:r>
           </w:p>
         </w:tc>
@@ -468,7 +468,7 @@
               <w:rPr>
                 <w:sz w:val="20"/>
               </w:rPr>
-              <w:t>41</w:t>
+              <w:t>40</w:t>
             </w:r>
           </w:p>
         </w:tc>
@@ -499,7 +499,7 @@
               <w:rPr>
                 <w:sz w:val="20"/>
               </w:rPr>
-              <w:t>25</w:t>
+              <w:t>20</w:t>
             </w:r>
           </w:p>
         </w:tc>
@@ -532,7 +532,7 @@
               <w:rPr>
                 <w:sz w:val="20"/>
               </w:rPr>
-              <w:t>23</w:t>
+              <w:t>25</w:t>
             </w:r>
           </w:p>
         </w:tc>
@@ -563,7 +563,7 @@
               <w:rPr>
                 <w:sz w:val="20"/>
               </w:rPr>
-              <w:t>30</w:t>
+              <w:t>22</w:t>
             </w:r>
           </w:p>
         </w:tc>
@@ -572,12 +572,12 @@
     <w:p>
       <w:r>
         <w:br/>
-        <w:t>Reason Foundation’s 29th Annual Highway Report measures the condition and cost- effectiveness of state-controlled highways in 13 categories, including pavement and bridge conditions, traffic fatalities, and spending. In the performance categories, ranking first implies the state has the best or lowest fatality rate and its road pavement is in the best condition. A ranking of 50th in performance categories means the state has the worst fatality rates or pavement conditions. In simplified terms, in the cost-effectiveness categories, a rank of 50 means the state spends more money, and a first-place ranking means the state spends less money than other states in that category.</w:t>
+        <w:t>Reason Foundation’s 30th Annual Highway Report measures the condition and cost-effectiveness of state-controlled highways in 13 categories, including pavement and bridge conditions, traffic fatalities, and spending. In the performance categories, ranking first implies the state has the best or lowest fatality rate and its road pavement is in the best condition. A ranking of 50th in performance categories means the state has the worst fatality rates or pavement conditions. In simplified terms, in the cost-effectiveness categories, a rank of 50 means the state spends more money, and a first-place ranking means the state spends less money than other states in that category.</w:t>
       </w:r>
     </w:p>
     <w:p>
       <w:r>
-        <w:t>The report’s data are primarily information each state directly reported to the Federal Highway Administration for 2023. Better Roads and Bridges provides the deficient bridge data, and INRIX.com provides the traffic congestion data.</w:t>
+        <w:t>The report’s data are primarily information each state directly reported to the Federal Highway Administration for 2024. Better Roads and Bridges provides the deficient bridge data, and INRIX.com provides the traffic congestion data.</w:t>
       </w:r>
     </w:p>
     <w:sectPr>
